--- a/数据结构课程设计 考核记录本 （最终稿） (1).docx
+++ b/数据结构课程设计 考核记录本 （最终稿） (1).docx
@@ -20,7 +20,7 @@
       </w:r>
       <w:r>
         <w:pict w14:anchorId="2A8B753D">
-          <v:shape id="_x0000_i1025" style="width:229.75pt;height:64.5pt;visibility:visible;mso-position-horizontal-relative:page;mso-position-vertical-relative:page" coordsize="21600,21600" o:spt="100" adj="0,,0" path="" filled="f" stroked="f">
+          <v:shape id="_x0000_i1025" style="width:229.85pt;height:64.5pt;visibility:visible;mso-position-horizontal-relative:page;mso-position-vertical-relative:page" coordsize="21600,21600" o:spt="100" adj="0,,0" path="" filled="f" stroked="f">
             <v:stroke joinstyle="miter"/>
             <v:imagedata r:id="rId5" o:title=""/>
             <v:formulas/>
@@ -1871,14 +1871,28 @@
                 <w:sz w:val="21"/>
                 <w:szCs w:val="21"/>
               </w:rPr>
-              <w:t>周：系统初始化与数据结构定义（基础框架搭建）</w:t>
-            </w:r>
-            <w:r>
-              <w:rPr>
-                <w:sz w:val="21"/>
-                <w:szCs w:val="21"/>
-              </w:rPr>
-              <w:t xml:space="preserve"> → </w:t>
+              <w:t>周：系统初始化与数据结构定义（基础框架搭建）调度算法核心实现（</w:t>
+            </w:r>
+            <w:r>
+              <w:rPr>
+                <w:sz w:val="21"/>
+                <w:szCs w:val="21"/>
+              </w:rPr>
+              <w:t>chooseBestElevator + optimizeTasks</w:t>
+            </w:r>
+            <w:r>
+              <w:rPr>
+                <w:sz w:val="21"/>
+                <w:szCs w:val="21"/>
+              </w:rPr>
+              <w:t>）</w:t>
+            </w:r>
+            <w:r>
+              <w:rPr>
+                <w:sz w:val="21"/>
+                <w:szCs w:val="21"/>
+              </w:rPr>
+              <w:t xml:space="preserve">→ </w:t>
             </w:r>
             <w:r>
               <w:rPr>
@@ -1889,6 +1903,7 @@
             </w:r>
             <w:r>
               <w:rPr>
+                <w:rFonts w:hint="eastAsia"/>
                 <w:sz w:val="21"/>
                 <w:szCs w:val="21"/>
               </w:rPr>
@@ -1899,77 +1914,7 @@
                 <w:sz w:val="21"/>
                 <w:szCs w:val="21"/>
               </w:rPr>
-              <w:t>周：调度算法核心实现（</w:t>
-            </w:r>
-            <w:r>
-              <w:rPr>
-                <w:sz w:val="21"/>
-                <w:szCs w:val="21"/>
-              </w:rPr>
-              <w:t>chooseBestElevator + optimizeTasks</w:t>
-            </w:r>
-            <w:r>
-              <w:rPr>
-                <w:sz w:val="21"/>
-                <w:szCs w:val="21"/>
-              </w:rPr>
-              <w:t>）</w:t>
-            </w:r>
-            <w:r>
-              <w:rPr>
-                <w:sz w:val="21"/>
-                <w:szCs w:val="21"/>
-              </w:rPr>
-              <w:t xml:space="preserve">→ </w:t>
-            </w:r>
-            <w:r>
-              <w:rPr>
-                <w:sz w:val="21"/>
-                <w:szCs w:val="21"/>
-              </w:rPr>
-              <w:t>第</w:t>
-            </w:r>
-            <w:r>
-              <w:rPr>
-                <w:sz w:val="21"/>
-                <w:szCs w:val="21"/>
-              </w:rPr>
-              <w:t>3</w:t>
-            </w:r>
-            <w:r>
-              <w:rPr>
-                <w:sz w:val="21"/>
-                <w:szCs w:val="21"/>
-              </w:rPr>
               <w:t>周：集成电梯移动控制与紧急模式（完成归位逻辑与状态显示）</w:t>
-            </w:r>
-            <w:r>
-              <w:rPr>
-                <w:sz w:val="21"/>
-                <w:szCs w:val="21"/>
-              </w:rPr>
-              <w:t xml:space="preserve">→ </w:t>
-            </w:r>
-            <w:r>
-              <w:rPr>
-                <w:sz w:val="21"/>
-                <w:szCs w:val="21"/>
-              </w:rPr>
-              <w:t>第</w:t>
-            </w:r>
-            <w:r>
-              <w:rPr>
-                <w:sz w:val="21"/>
-                <w:szCs w:val="21"/>
-              </w:rPr>
-              <w:t>4</w:t>
-            </w:r>
-            <w:r>
-              <w:rPr>
-                <w:sz w:val="21"/>
-                <w:szCs w:val="21"/>
-              </w:rPr>
-              <w:t>周：</w:t>
             </w:r>
             <w:r>
               <w:rPr>
@@ -2894,7 +2839,6 @@
             <w:pPr>
               <w:spacing w:line="360" w:lineRule="auto"/>
               <w:rPr>
-                <w:rFonts w:hint="eastAsia"/>
                 <w:sz w:val="21"/>
                 <w:szCs w:val="21"/>
               </w:rPr>
@@ -3559,7 +3503,6 @@
               </w:tabs>
               <w:spacing w:line="360" w:lineRule="auto"/>
               <w:rPr>
-                <w:rFonts w:hint="eastAsia"/>
                 <w:sz w:val="21"/>
                 <w:szCs w:val="21"/>
               </w:rPr>
@@ -3714,7 +3657,6 @@
             <w:pPr>
               <w:spacing w:line="360" w:lineRule="auto"/>
               <w:rPr>
-                <w:rFonts w:hint="eastAsia"/>
                 <w:sz w:val="21"/>
                 <w:szCs w:val="21"/>
               </w:rPr>
@@ -3762,7 +3704,6 @@
               </w:numPr>
               <w:spacing w:line="360" w:lineRule="auto"/>
               <w:rPr>
-                <w:rFonts w:hint="eastAsia"/>
                 <w:sz w:val="21"/>
                 <w:szCs w:val="21"/>
               </w:rPr>
@@ -3926,7 +3867,6 @@
               </w:numPr>
               <w:spacing w:line="360" w:lineRule="auto"/>
               <w:rPr>
-                <w:rFonts w:hint="eastAsia"/>
                 <w:color w:val="333333"/>
                 <w:sz w:val="21"/>
               </w:rPr>
@@ -4012,7 +3952,6 @@
             <w:pPr>
               <w:spacing w:line="360" w:lineRule="auto"/>
               <w:rPr>
-                <w:rFonts w:hint="eastAsia"/>
                 <w:sz w:val="21"/>
                 <w:szCs w:val="21"/>
               </w:rPr>
@@ -4125,7 +4064,7 @@
                   <v:path o:extrusionok="f" gradientshapeok="t" o:connecttype="rect"/>
                   <o:lock v:ext="edit" aspectratio="t"/>
                 </v:shapetype>
-                <v:shape id="_x0000_i1027" type="#_x0000_t75" alt="descript" style="width:147.15pt;height:60.1pt;visibility:visible;mso-wrap-style:square">
+                <v:shape id="_x0000_i1026" type="#_x0000_t75" alt="descript" style="width:147.15pt;height:60.15pt;visibility:visible;mso-wrap-style:square">
                   <v:imagedata r:id="rId6" o:title="descript"/>
                   <o:lock v:ext="edit" aspectratio="f"/>
                 </v:shape>
@@ -4604,7 +4543,6 @@
               </w:numPr>
               <w:spacing w:line="360" w:lineRule="auto"/>
               <w:rPr>
-                <w:rFonts w:hint="eastAsia"/>
                 <w:sz w:val="21"/>
                 <w:szCs w:val="21"/>
               </w:rPr>
@@ -4700,7 +4638,6 @@
             <w:pPr>
               <w:spacing w:line="360" w:lineRule="auto"/>
               <w:rPr>
-                <w:rFonts w:hint="eastAsia"/>
                 <w:sz w:val="21"/>
                 <w:szCs w:val="21"/>
               </w:rPr>
@@ -4843,7 +4780,6 @@
               </w:numPr>
               <w:spacing w:line="360" w:lineRule="auto"/>
               <w:rPr>
-                <w:rFonts w:hint="eastAsia"/>
                 <w:sz w:val="21"/>
                 <w:szCs w:val="21"/>
               </w:rPr>
@@ -4942,7 +4878,6 @@
             <w:pPr>
               <w:spacing w:line="360" w:lineRule="auto"/>
               <w:rPr>
-                <w:rFonts w:hint="eastAsia"/>
                 <w:sz w:val="21"/>
                 <w:szCs w:val="21"/>
               </w:rPr>
@@ -5048,7 +4983,6 @@
               </w:numPr>
               <w:spacing w:line="360" w:lineRule="auto"/>
               <w:rPr>
-                <w:rFonts w:hint="eastAsia"/>
                 <w:sz w:val="21"/>
                 <w:szCs w:val="21"/>
               </w:rPr>
@@ -5232,7 +5166,6 @@
               </w:numPr>
               <w:spacing w:line="360" w:lineRule="auto"/>
               <w:rPr>
-                <w:rFonts w:hint="eastAsia"/>
                 <w:sz w:val="21"/>
                 <w:szCs w:val="21"/>
               </w:rPr>
@@ -5393,7 +5326,7 @@
                 <w:noProof/>
               </w:rPr>
               <w:pict w14:anchorId="6F6CABEA">
-                <v:shape id="picture" o:spid="_x0000_i1026" type="#_x0000_t75" alt="descript" style="width:147.15pt;height:60.1pt;visibility:visible;mso-wrap-style:square">
+                <v:shape id="picture" o:spid="_x0000_i1027" type="#_x0000_t75" alt="descript" style="width:147.15pt;height:60.15pt;visibility:visible;mso-wrap-style:square">
                   <v:imagedata r:id="rId6" o:title="descript"/>
                   <o:lock v:ext="edit" aspectratio="f"/>
                 </v:shape>
@@ -11861,6 +11794,7 @@
   <w:style w:type="character" w:default="1" w:styleId="a0">
     <w:name w:val="Default Paragraph Font"/>
     <w:uiPriority w:val="1"/>
+    <w:semiHidden/>
     <w:unhideWhenUsed/>
   </w:style>
   <w:style w:type="table" w:default="1" w:styleId="a1">

--- a/数据结构课程设计 考核记录本 （最终稿） (1).docx
+++ b/数据结构课程设计 考核记录本 （最终稿） (1).docx
@@ -1611,11 +1611,12 @@
             </w:r>
             <w:r>
               <w:rPr>
+                <w:rFonts w:hint="eastAsia"/>
                 <w:b/>
                 <w:bCs/>
                 <w:color w:val="000000"/>
               </w:rPr>
-              <w:t>24</w:t>
+              <w:t>11</w:t>
             </w:r>
             <w:r>
               <w:rPr>
